--- a/app/valuation_statement/templates/vardeutlatande_mall.docx
+++ b/app/valuation_statement/templates/vardeutlatande_mall.docx
@@ -101,23 +101,17 @@
         <w:t>Objekt:</w:t>
       </w:r>
       <w:r>
-        <w:rPr>
-          <w:highlight w:val="yellow"/>
-        </w:rPr>
+        <w:rPr/>
         <w:t xml:space="preserve"> [Kommun Fastighet 1:1] [Lägenhetsnummer, BRF namn och </w:t>
       </w:r>
       <w:proofErr w:type="spellStart"/>
       <w:r>
-        <w:rPr>
-          <w:highlight w:val="yellow"/>
-        </w:rPr>
+        <w:rPr/>
         <w:t>orgnr</w:t>
       </w:r>
       <w:proofErr w:type="spellEnd"/>
       <w:r>
-        <w:rPr>
-          <w:highlight w:val="yellow"/>
-        </w:rPr>
+        <w:rPr/>
         <w:t>]</w:t>
       </w:r>
     </w:p>
@@ -140,21 +134,15 @@
         <w:t xml:space="preserve"> </w:t>
       </w:r>
       <w:r>
-        <w:rPr>
-          <w:highlight w:val="yellow"/>
-        </w:rPr>
+        <w:rPr/>
         <w:t xml:space="preserve">[Gatuadress, </w:t>
       </w:r>
       <w:r>
-        <w:rPr>
-          <w:highlight w:val="yellow"/>
-        </w:rPr>
+        <w:rPr/>
         <w:t>postort]</w:t>
       </w:r>
       <w:r>
-        <w:rPr>
-          <w:highlight w:val="yellow"/>
-        </w:rPr>
+        <w:rPr/>
         <w:t xml:space="preserve"> [Enbart bostadsrätt]</w:t>
       </w:r>
     </w:p>
@@ -177,15 +165,11 @@
         <w:t xml:space="preserve"> </w:t>
       </w:r>
       <w:r>
-        <w:rPr>
-          <w:highlight w:val="yellow"/>
-        </w:rPr>
+        <w:rPr/>
         <w:t>[Kommun]</w:t>
       </w:r>
       <w:r>
-        <w:rPr>
-          <w:highlight w:val="yellow"/>
-        </w:rPr>
+        <w:rPr/>
         <w:t xml:space="preserve"> [Enbart bostadsrätt]</w:t>
       </w:r>
     </w:p>
@@ -208,9 +192,7 @@
         <w:t xml:space="preserve"> </w:t>
       </w:r>
       <w:r>
-        <w:rPr>
-          <w:highlight w:val="yellow"/>
-        </w:rPr>
+        <w:rPr/>
         <w:t>[Friköpt / Tomträtt / Bostadsrätt]</w:t>
       </w:r>
     </w:p>
@@ -236,53 +218,39 @@
         <w:t xml:space="preserve"> </w:t>
       </w:r>
       <w:r>
-        <w:rPr>
-          <w:highlight w:val="yellow"/>
-        </w:rPr>
+        <w:rPr/>
         <w:t xml:space="preserve">per datum </w:t>
       </w:r>
       <w:proofErr w:type="spellStart"/>
       <w:r>
-        <w:rPr>
-          <w:highlight w:val="yellow"/>
-        </w:rPr>
+        <w:rPr/>
         <w:t>xxxx-xx-xx</w:t>
       </w:r>
       <w:proofErr w:type="spellEnd"/>
       <w:r>
-        <w:rPr>
-          <w:highlight w:val="yellow"/>
-        </w:rPr>
+        <w:rPr/>
         <w:t>,</w:t>
       </w:r>
       <w:r>
         <w:t xml:space="preserve"> fastighetsutdrag </w:t>
       </w:r>
       <w:r>
-        <w:rPr>
-          <w:highlight w:val="yellow"/>
-        </w:rPr>
+        <w:rPr/>
         <w:t xml:space="preserve">per datum </w:t>
       </w:r>
       <w:proofErr w:type="spellStart"/>
       <w:r>
-        <w:rPr>
-          <w:highlight w:val="yellow"/>
-        </w:rPr>
+        <w:rPr/>
         <w:t>xxxx-xx-</w:t>
       </w:r>
       <w:proofErr w:type="gramStart"/>
       <w:r>
-        <w:rPr>
-          <w:highlight w:val="yellow"/>
-        </w:rPr>
+        <w:rPr/>
         <w:t>xx</w:t>
       </w:r>
       <w:proofErr w:type="spellEnd"/>
       <w:r>
-        <w:rPr>
-          <w:highlight w:val="yellow"/>
-        </w:rPr>
+        <w:rPr/>
         <w:t>,</w:t>
       </w:r>
       <w:r>
@@ -299,16 +267,12 @@
         <w:t xml:space="preserve"> </w:t>
       </w:r>
       <w:r>
-        <w:rPr>
-          <w:highlight w:val="yellow"/>
-        </w:rPr>
+        <w:rPr/>
         <w:t xml:space="preserve">per datum </w:t>
       </w:r>
       <w:proofErr w:type="spellStart"/>
       <w:r>
-        <w:rPr>
-          <w:highlight w:val="yellow"/>
-        </w:rPr>
+        <w:rPr/>
         <w:t>xxxx-xx-xx</w:t>
       </w:r>
       <w:proofErr w:type="spellEnd"/>
@@ -325,15 +289,11 @@
         <w:t xml:space="preserve">g. </w:t>
       </w:r>
       <w:r>
-        <w:rPr>
-          <w:highlight w:val="yellow"/>
-        </w:rPr>
+        <w:rPr/>
         <w:t xml:space="preserve"> [Fyll på ifall bilder har inhämtats och bedömning ifall det föreligger renoveringsbehov eller</w:t>
       </w:r>
       <w:r>
-        <w:rPr>
-          <w:highlight w:val="yellow"/>
-        </w:rPr>
+        <w:rPr/>
         <w:t xml:space="preserve"> annat].</w:t>
       </w:r>
     </w:p>
@@ -369,18 +329,14 @@
         <w:t xml:space="preserve">Vid värdering av </w:t>
       </w:r>
       <w:r>
-        <w:rPr>
-          <w:highlight w:val="yellow"/>
-        </w:rPr>
+        <w:rPr/>
         <w:t>[objekt]</w:t>
       </w:r>
       <w:r>
         <w:t xml:space="preserve"> i </w:t>
       </w:r>
       <w:r>
-        <w:rPr>
-          <w:highlight w:val="yellow"/>
-        </w:rPr>
+        <w:rPr/>
         <w:t>[Kommun]</w:t>
       </w:r>
       <w:r>
@@ -411,32 +367,24 @@
         <w:t xml:space="preserve"> storlek, läge, standard och skick. Nyckeltal såsom genomsnittspris, pris per kvm och K/T värde används som stöd i bedömningen, tillsammans med värderarens erfarenhet och kunskap om den lokala marknaden. Marknadsförhållandena och likviditeten bedöms som </w:t>
       </w:r>
       <w:r>
-        <w:rPr>
-          <w:highlight w:val="yellow"/>
-        </w:rPr>
+        <w:rPr/>
         <w:t>[god/normal/låg].</w:t>
       </w:r>
       <w:r>
         <w:t xml:space="preserve"> </w:t>
       </w:r>
       <w:r>
-        <w:rPr>
-          <w:highlight w:val="yellow"/>
-        </w:rPr>
+        <w:rPr/>
         <w:t xml:space="preserve">Vid låg likviditet behöver vi en förklaring, </w:t>
       </w:r>
       <w:proofErr w:type="gramStart"/>
       <w:r>
-        <w:rPr>
-          <w:highlight w:val="yellow"/>
-        </w:rPr>
+        <w:rPr/>
         <w:t>t.ex.</w:t>
       </w:r>
       <w:proofErr w:type="gramEnd"/>
       <w:r>
-        <w:rPr>
-          <w:highlight w:val="yellow"/>
-        </w:rPr>
+        <w:rPr/>
         <w:t xml:space="preserve"> sålda objekt senaste 3/12 månader.</w:t>
       </w:r>
       <w:r>
@@ -450,18 +398,14 @@
         <w:t xml:space="preserve">Marknadsvärdet bedöms till </w:t>
       </w:r>
       <w:r>
-        <w:rPr>
-          <w:highlight w:val="yellow"/>
-        </w:rPr>
+        <w:rPr/>
         <w:t xml:space="preserve">[belopp] </w:t>
       </w:r>
       <w:r>
         <w:t xml:space="preserve">kr, med ett intervall om </w:t>
       </w:r>
       <w:r>
-        <w:rPr>
-          <w:highlight w:val="yellow"/>
-        </w:rPr>
+        <w:rPr/>
         <w:t xml:space="preserve">± [belopp] </w:t>
       </w:r>
       <w:r>
@@ -476,23 +420,17 @@
         </w:rPr>
       </w:pPr>
       <w:r>
-        <w:rPr>
-          <w:highlight w:val="yellow"/>
-        </w:rPr>
+        <w:rPr/>
         <w:t>[Ort</w:t>
       </w:r>
       <w:proofErr w:type="gramStart"/>
       <w:r>
-        <w:rPr>
-          <w:highlight w:val="yellow"/>
-        </w:rPr>
+        <w:rPr/>
         <w:t>],[</w:t>
       </w:r>
       <w:proofErr w:type="gramEnd"/>
       <w:r>
-        <w:rPr>
-          <w:highlight w:val="yellow"/>
-        </w:rPr>
+        <w:rPr/>
         <w:t>Datum]</w:t>
       </w:r>
       <w:r>
@@ -513,22 +451,16 @@
         <w:br/>
       </w:r>
       <w:r>
-        <w:rPr>
-          <w:highlight w:val="yellow"/>
-        </w:rPr>
+        <w:rPr/>
         <w:t xml:space="preserve">[Mäklarens namn] </w:t>
       </w:r>
       <w:r>
-        <w:rPr>
-          <w:highlight w:val="yellow"/>
-        </w:rPr>
+        <w:rPr/>
         <w:br/>
         <w:t>[Titel/Funktion]</w:t>
       </w:r>
       <w:r>
-        <w:rPr>
-          <w:highlight w:val="yellow"/>
-        </w:rPr>
+        <w:rPr/>
         <w:br/>
         <w:t>[Företagets namn]</w:t>
       </w:r>

--- a/app/valuation_statement/templates/vardeutlatande_mall.docx
+++ b/app/valuation_statement/templates/vardeutlatande_mall.docx
@@ -60,9 +60,6 @@
       <w:r>
         <w:t xml:space="preserve"> Underlag för kreditprövning</w:t>
       </w:r>
-      <w:r>
-        <w:t xml:space="preserve"> </w:t>
-      </w:r>
     </w:p>
     <w:p>
       <w:pPr>
@@ -198,10 +195,6 @@
     </w:p>
     <w:p>
       <w:pPr>
-        <w:numPr>
-          <w:ilvl w:val="0"/>
-          <w:numId w:val="2"/>
-        </w:numPr>
         <w:spacing w:after="240"/>
       </w:pPr>
       <w:r>
@@ -356,7 +349,7 @@
       </w:r>
       <w:proofErr w:type="spellEnd"/>
       <w:r>
-        <w:t xml:space="preserve"> kan beskrivas så att underlag för värderingen används statistik över tidigare försäljningar med jämförbara objekt Hänsyn till </w:t>
+        <w:t xml:space="preserve"> kan beskrivas så att underlag för värderingen används statistik över tidigare försäljningar med jämförbara objekt. Hänsyn till </w:t>
       </w:r>
       <w:proofErr w:type="spellStart"/>
       <w:r>
@@ -364,7 +357,7 @@
       </w:r>
       <w:proofErr w:type="spellEnd"/>
       <w:r>
-        <w:t xml:space="preserve"> storlek, läge, standard och skick. Nyckeltal såsom genomsnittspris, pris per kvm och K/T värde används som stöd i bedömningen, tillsammans med värderarens erfarenhet och kunskap om den lokala marknaden. Marknadsförhållandena och likviditeten bedöms som </w:t>
+        <w:t xml:space="preserve"> storlek, läge, standard och skick. Nyckeltal såsom genomsnittspris, pris per kvm och K/T-värde används som stöd i bedömningen, tillsammans med värderarens erfarenhet och kunskap om den lokala marknaden. Marknadsförhållandena och likviditeten bedöms som </w:t>
       </w:r>
       <w:r>
         <w:rPr/>
@@ -387,14 +380,16 @@
         <w:rPr/>
         <w:t xml:space="preserve"> sålda objekt senaste 3/12 månader.</w:t>
       </w:r>
-      <w:r>
-        <w:t xml:space="preserve"> </w:t>
-      </w:r>
-      <w:r>
-        <w:br/>
-      </w:r>
-      <w:r>
-        <w:br/>
+    </w:p>
+    <w:p>
+      <w:pPr>
+        <w:spacing w:before="240" w:after="240"/>
+        <w:rPr>
+          <w:sz w:val="26"/>
+          <w:szCs w:val="26"/>
+        </w:rPr>
+      </w:pPr>
+      <w:r>
         <w:t xml:space="preserve">Marknadsvärdet bedöms till </w:t>
       </w:r>
       <w:r>

--- a/app/valuation_statement/templates/vardeutlatande_mall.docx
+++ b/app/valuation_statement/templates/vardeutlatande_mall.docx
@@ -197,11 +197,12 @@
       <w:pPr>
         <w:spacing w:after="240"/>
       </w:pPr>
-      <w:r>
-        <w:rPr>
-          <w:b/>
-          <w:bCs/>
-        </w:rPr>
+    </w:p>
+    <w:p>
+      <w:pPr>
+        <w:spacing w:after="240"/>
+      </w:pPr>
+      <w:r>
         <w:t>Beskrivning:</w:t>
       </w:r>
       <w:r>
